--- a/claude/FIGURE_CATALOG_color_FA.docx
+++ b/claude/FIGURE_CATALOG_color_FA.docx
@@ -228,19 +228,19 @@
           <w:bCs/>
           <w:rtl/>
         </w:rPr>
-        <w:t xml:space="preserve">بخش ۲ — پروفیل‌های شعاعی (زمان نهایی):</w:t>
-      </w:r>
-      <w:r>
-        <w:rPr>
-          <w:rtl/>
-        </w:rPr>
-        <w:t xml:space="preserve"> </w:t>
-      </w:r>
-      <w:r>
-        <w:rPr>
-          <w:rtl/>
-        </w:rPr>
-        <w:t xml:space="preserve">(۴) دمای</w:t>
+        <w:t xml:space="preserve">بخش ۲ — پروفیل‌های شعاعی در زمان نهایی (۸ پنل):</w:t>
+      </w:r>
+      <w:r>
+        <w:rPr>
+          <w:rtl/>
+        </w:rPr>
+        <w:t xml:space="preserve"> </w:t>
+      </w:r>
+      <w:r>
+        <w:rPr>
+          <w:rtl/>
+        </w:rPr>
+        <w:t xml:space="preserve">دمای</w:t>
       </w:r>
       <w:r>
         <w:rPr>
@@ -290,7 +290,181 @@
         <w:rPr>
           <w:rtl/>
         </w:rPr>
-        <w:t xml:space="preserve">· (۵) جابجایی</w:t>
+        <w:t xml:space="preserve">· کرنش</w:t>
+      </w:r>
+      <w:r>
+        <w:rPr>
+          <w:rtl/>
+        </w:rPr>
+        <w:t xml:space="preserve"> </w:t>
+      </w:r>
+      <w:r>
+        <w:rPr>
+          <w:rtl/>
+        </w:rPr>
+        <w:t xml:space="preserve">شعاعی</w:t>
+      </w:r>
+      <w:r>
+        <w:rPr>
+          <w:rtl/>
+        </w:rPr>
+        <w:t xml:space="preserve"> </w:t>
+      </w:r>
+      <m:oMath>
+        <m:sSub>
+          <m:e>
+            <m:r>
+              <m:t>ϵ</m:t>
+            </m:r>
+          </m:e>
+          <m:sub>
+            <m:r>
+              <m:t>r</m:t>
+            </m:r>
+            <m:r>
+              <m:t>r</m:t>
+            </m:r>
+          </m:sub>
+        </m:sSub>
+        <m:r>
+          <m:rPr>
+            <m:sty m:val="p"/>
+          </m:rPr>
+          <m:t>(</m:t>
+        </m:r>
+        <m:r>
+          <m:t>ξ</m:t>
+        </m:r>
+        <m:r>
+          <m:rPr>
+            <m:sty m:val="p"/>
+          </m:rPr>
+          <m:t>)</m:t>
+        </m:r>
+      </m:oMath>
+      <w:r>
+        <w:rPr>
+          <w:rtl/>
+        </w:rPr>
+        <w:t xml:space="preserve"> </w:t>
+      </w:r>
+      <w:r>
+        <w:rPr>
+          <w:rtl/>
+        </w:rPr>
+        <w:t xml:space="preserve">· کرنش محیطی</w:t>
+      </w:r>
+      <w:r>
+        <w:rPr>
+          <w:rtl/>
+        </w:rPr>
+        <w:t xml:space="preserve"> </w:t>
+      </w:r>
+      <m:oMath>
+        <m:sSub>
+          <m:e>
+            <m:r>
+              <m:t>ϵ</m:t>
+            </m:r>
+          </m:e>
+          <m:sub>
+            <m:r>
+              <m:t>θ</m:t>
+            </m:r>
+            <m:r>
+              <m:t>θ</m:t>
+            </m:r>
+          </m:sub>
+        </m:sSub>
+        <m:r>
+          <m:rPr>
+            <m:sty m:val="p"/>
+          </m:rPr>
+          <m:t>(</m:t>
+        </m:r>
+        <m:r>
+          <m:t>ξ</m:t>
+        </m:r>
+        <m:r>
+          <m:rPr>
+            <m:sty m:val="p"/>
+          </m:rPr>
+          <m:t>)</m:t>
+        </m:r>
+      </m:oMath>
+      <w:r>
+        <w:rPr>
+          <w:rtl/>
+        </w:rPr>
+        <w:t xml:space="preserve"> </w:t>
+      </w:r>
+      <w:r>
+        <w:rPr>
+          <w:rtl/>
+        </w:rPr>
+        <w:t xml:space="preserve">· کرنش</w:t>
+      </w:r>
+      <w:r>
+        <w:rPr>
+          <w:rtl/>
+        </w:rPr>
+        <w:t xml:space="preserve"> </w:t>
+      </w:r>
+      <w:r>
+        <w:rPr>
+          <w:rtl/>
+        </w:rPr>
+        <w:t xml:space="preserve">محوری</w:t>
+      </w:r>
+      <w:r>
+        <w:rPr>
+          <w:rtl/>
+        </w:rPr>
+        <w:t xml:space="preserve"> </w:t>
+      </w:r>
+      <m:oMath>
+        <m:sSub>
+          <m:e>
+            <m:r>
+              <m:t>ϵ</m:t>
+            </m:r>
+          </m:e>
+          <m:sub>
+            <m:r>
+              <m:t>z</m:t>
+            </m:r>
+            <m:r>
+              <m:t>z</m:t>
+            </m:r>
+          </m:sub>
+        </m:sSub>
+        <m:r>
+          <m:rPr>
+            <m:sty m:val="p"/>
+          </m:rPr>
+          <m:t>(</m:t>
+        </m:r>
+        <m:r>
+          <m:t>ξ</m:t>
+        </m:r>
+        <m:r>
+          <m:rPr>
+            <m:sty m:val="p"/>
+          </m:rPr>
+          <m:t>)</m:t>
+        </m:r>
+      </m:oMath>
+      <w:r>
+        <w:rPr>
+          <w:rtl/>
+        </w:rPr>
+        <w:t xml:space="preserve"> </w:t>
+      </w:r>
+      <w:r>
+        <w:rPr>
+          <w:rtl/>
+        </w:rPr>
+        <w:t xml:space="preserve">· جابجایی</w:t>
       </w:r>
       <w:r>
         <w:rPr>
@@ -340,57 +514,7 @@
         <w:rPr>
           <w:rtl/>
         </w:rPr>
-        <w:t xml:space="preserve">· (۶) کرنش محیطی</w:t>
-      </w:r>
-      <w:r>
-        <w:rPr>
-          <w:rtl/>
-        </w:rPr>
-        <w:t xml:space="preserve"> </w:t>
-      </w:r>
-      <m:oMath>
-        <m:sSub>
-          <m:e>
-            <m:r>
-              <m:t>ϵ</m:t>
-            </m:r>
-          </m:e>
-          <m:sub>
-            <m:r>
-              <m:t>θ</m:t>
-            </m:r>
-            <m:r>
-              <m:t>θ</m:t>
-            </m:r>
-          </m:sub>
-        </m:sSub>
-        <m:r>
-          <m:rPr>
-            <m:sty m:val="p"/>
-          </m:rPr>
-          <m:t>(</m:t>
-        </m:r>
-        <m:r>
-          <m:t>ξ</m:t>
-        </m:r>
-        <m:r>
-          <m:rPr>
-            <m:sty m:val="p"/>
-          </m:rPr>
-          <m:t>)</m:t>
-        </m:r>
-      </m:oMath>
-      <w:r>
-        <w:rPr>
-          <w:rtl/>
-        </w:rPr>
-        <w:t xml:space="preserve"> </w:t>
-      </w:r>
-      <w:r>
-        <w:rPr>
-          <w:rtl/>
-        </w:rPr>
-        <w:t xml:space="preserve">· (۷)</w:t>
+        <w:t xml:space="preserve">· تنش شعاعی</w:t>
       </w:r>
       <w:r>
         <w:rPr>
@@ -448,7 +572,7 @@
         <w:rPr>
           <w:rtl/>
         </w:rPr>
-        <w:t xml:space="preserve">· (۸)</w:t>
+        <w:t xml:space="preserve">· تنش محیطی</w:t>
       </w:r>
       <w:r>
         <w:rPr>
@@ -506,7 +630,7 @@
         <w:rPr>
           <w:rtl/>
         </w:rPr>
-        <w:t xml:space="preserve">· (۹)</w:t>
+        <w:t xml:space="preserve">· تنش محوری</w:t>
       </w:r>
       <w:r>
         <w:rPr>
@@ -554,6 +678,47 @@
           <m:t>)</m:t>
         </m:r>
       </m:oMath>
+      <w:r>
+        <w:rPr>
+          <w:rtl/>
+        </w:rPr>
+        <w:t xml:space="preserve">. (کرنش شعاعی و محیطی در زمان نهاییِ دقیق‌اند؛ کرنش محوری</w:t>
+      </w:r>
+      <w:r>
+        <w:rPr>
+          <w:rtl/>
+        </w:rPr>
+        <w:t xml:space="preserve"> </w:t>
+      </w:r>
+      <m:oMath>
+        <m:sSub>
+          <m:e>
+            <m:r>
+              <m:t>ϵ</m:t>
+            </m:r>
+          </m:e>
+          <m:sub>
+            <m:r>
+              <m:t>z</m:t>
+            </m:r>
+            <m:r>
+              <m:t>z</m:t>
+            </m:r>
+          </m:sub>
+        </m:sSub>
+      </m:oMath>
+      <w:r>
+        <w:rPr>
+          <w:rtl/>
+        </w:rPr>
+        <w:t xml:space="preserve"> </w:t>
+      </w:r>
+      <w:r>
+        <w:rPr>
+          <w:rtl/>
+        </w:rPr>
+        <w:t xml:space="preserve">از آخرین لحظهٔ ذخیره‌شده ≈ زمان نهایی محاسبه شده.)</w:t>
+      </w:r>
     </w:p>
     <w:p>
       <w:pPr>
@@ -742,7 +907,7 @@
       <w:r>
         <w:drawing>
           <wp:inline>
-            <wp:extent cx="5334000" cy="2635146"/>
+            <wp:extent cx="5334000" cy="2443959"/>
             <wp:effectExtent b="0" l="0" r="0" t="0"/>
             <wp:docPr descr="A_prof" title="" id="13" name="Picture"/>
             <a:graphic>
@@ -763,7 +928,7 @@
                   <pic:spPr bwMode="auto">
                     <a:xfrm>
                       <a:off x="0" y="0"/>
-                      <a:ext cx="5334000" cy="2635146"/>
+                      <a:ext cx="5334000" cy="2443959"/>
                     </a:xfrm>
                     <a:prstGeom prst="rect">
                       <a:avLst/>
@@ -851,7 +1016,7 @@
       <w:r>
         <w:drawing>
           <wp:inline>
-            <wp:extent cx="5334000" cy="2982638"/>
+            <wp:extent cx="5334000" cy="2443959"/>
             <wp:effectExtent b="0" l="0" r="0" t="0"/>
             <wp:docPr descr="B_prof" title="" id="20" name="Picture"/>
             <a:graphic>
@@ -872,7 +1037,7 @@
                   <pic:spPr bwMode="auto">
                     <a:xfrm>
                       <a:off x="0" y="0"/>
-                      <a:ext cx="5334000" cy="2982638"/>
+                      <a:ext cx="5334000" cy="2443959"/>
                     </a:xfrm>
                     <a:prstGeom prst="rect">
                       <a:avLst/>
@@ -960,7 +1125,7 @@
       <w:r>
         <w:drawing>
           <wp:inline>
-            <wp:extent cx="5334000" cy="2982638"/>
+            <wp:extent cx="5334000" cy="2443959"/>
             <wp:effectExtent b="0" l="0" r="0" t="0"/>
             <wp:docPr descr="E_prof" title="" id="27" name="Picture"/>
             <a:graphic>
@@ -981,7 +1146,7 @@
                   <pic:spPr bwMode="auto">
                     <a:xfrm>
                       <a:off x="0" y="0"/>
-                      <a:ext cx="5334000" cy="2982638"/>
+                      <a:ext cx="5334000" cy="2443959"/>
                     </a:xfrm>
                     <a:prstGeom prst="rect">
                       <a:avLst/>
@@ -1069,7 +1234,7 @@
       <w:r>
         <w:drawing>
           <wp:inline>
-            <wp:extent cx="5334000" cy="2982638"/>
+            <wp:extent cx="5334000" cy="2443959"/>
             <wp:effectExtent b="0" l="0" r="0" t="0"/>
             <wp:docPr descr="D_prof" title="" id="34" name="Picture"/>
             <a:graphic>
@@ -1090,7 +1255,7 @@
                   <pic:spPr bwMode="auto">
                     <a:xfrm>
                       <a:off x="0" y="0"/>
-                      <a:ext cx="5334000" cy="2982638"/>
+                      <a:ext cx="5334000" cy="2443959"/>
                     </a:xfrm>
                     <a:prstGeom prst="rect">
                       <a:avLst/>
@@ -1178,7 +1343,7 @@
       <w:r>
         <w:drawing>
           <wp:inline>
-            <wp:extent cx="5334000" cy="2635146"/>
+            <wp:extent cx="5334000" cy="2443959"/>
             <wp:effectExtent b="0" l="0" r="0" t="0"/>
             <wp:docPr descr="D2_prof" title="" id="41" name="Picture"/>
             <a:graphic>
@@ -1199,7 +1364,7 @@
                   <pic:spPr bwMode="auto">
                     <a:xfrm>
                       <a:off x="0" y="0"/>
-                      <a:ext cx="5334000" cy="2635146"/>
+                      <a:ext cx="5334000" cy="2443959"/>
                     </a:xfrm>
                     <a:prstGeom prst="rect">
                       <a:avLst/>
@@ -1287,7 +1452,7 @@
       <w:r>
         <w:drawing>
           <wp:inline>
-            <wp:extent cx="5334000" cy="2982638"/>
+            <wp:extent cx="5334000" cy="2481564"/>
             <wp:effectExtent b="0" l="0" r="0" t="0"/>
             <wp:docPr descr="O_prof" title="" id="48" name="Picture"/>
             <a:graphic>
@@ -1308,7 +1473,7 @@
                   <pic:spPr bwMode="auto">
                     <a:xfrm>
                       <a:off x="0" y="0"/>
-                      <a:ext cx="5334000" cy="2982638"/>
+                      <a:ext cx="5334000" cy="2481564"/>
                     </a:xfrm>
                     <a:prstGeom prst="rect">
                       <a:avLst/>
@@ -1396,7 +1561,7 @@
       <w:r>
         <w:drawing>
           <wp:inline>
-            <wp:extent cx="5334000" cy="2982638"/>
+            <wp:extent cx="5334000" cy="2443959"/>
             <wp:effectExtent b="0" l="0" r="0" t="0"/>
             <wp:docPr descr="P_prof" title="" id="55" name="Picture"/>
             <a:graphic>
@@ -1417,7 +1582,7 @@
                   <pic:spPr bwMode="auto">
                     <a:xfrm>
                       <a:off x="0" y="0"/>
-                      <a:ext cx="5334000" cy="2982638"/>
+                      <a:ext cx="5334000" cy="2443959"/>
                     </a:xfrm>
                     <a:prstGeom prst="rect">
                       <a:avLst/>
@@ -1505,7 +1670,7 @@
       <w:r>
         <w:drawing>
           <wp:inline>
-            <wp:extent cx="5334000" cy="2982638"/>
+            <wp:extent cx="5334000" cy="2443959"/>
             <wp:effectExtent b="0" l="0" r="0" t="0"/>
             <wp:docPr descr="C_prof" title="" id="62" name="Picture"/>
             <a:graphic>
@@ -1526,7 +1691,7 @@
                   <pic:spPr bwMode="auto">
                     <a:xfrm>
                       <a:off x="0" y="0"/>
-                      <a:ext cx="5334000" cy="2982638"/>
+                      <a:ext cx="5334000" cy="2443959"/>
                     </a:xfrm>
                     <a:prstGeom prst="rect">
                       <a:avLst/>
@@ -1614,7 +1779,7 @@
       <w:r>
         <w:drawing>
           <wp:inline>
-            <wp:extent cx="5334000" cy="2982638"/>
+            <wp:extent cx="5334000" cy="2443959"/>
             <wp:effectExtent b="0" l="0" r="0" t="0"/>
             <wp:docPr descr="F_prof" title="" id="69" name="Picture"/>
             <a:graphic>
@@ -1635,7 +1800,7 @@
                   <pic:spPr bwMode="auto">
                     <a:xfrm>
                       <a:off x="0" y="0"/>
-                      <a:ext cx="5334000" cy="2982638"/>
+                      <a:ext cx="5334000" cy="2443959"/>
                     </a:xfrm>
                     <a:prstGeom prst="rect">
                       <a:avLst/>
@@ -1723,7 +1888,7 @@
       <w:r>
         <w:drawing>
           <wp:inline>
-            <wp:extent cx="5334000" cy="2982638"/>
+            <wp:extent cx="5334000" cy="2443959"/>
             <wp:effectExtent b="0" l="0" r="0" t="0"/>
             <wp:docPr descr="G_prof" title="" id="76" name="Picture"/>
             <a:graphic>
@@ -1744,7 +1909,7 @@
                   <pic:spPr bwMode="auto">
                     <a:xfrm>
                       <a:off x="0" y="0"/>
-                      <a:ext cx="5334000" cy="2982638"/>
+                      <a:ext cx="5334000" cy="2443959"/>
                     </a:xfrm>
                     <a:prstGeom prst="rect">
                       <a:avLst/>
@@ -1832,7 +1997,7 @@
       <w:r>
         <w:drawing>
           <wp:inline>
-            <wp:extent cx="5334000" cy="2982638"/>
+            <wp:extent cx="5334000" cy="2443959"/>
             <wp:effectExtent b="0" l="0" r="0" t="0"/>
             <wp:docPr descr="N_prof" title="" id="83" name="Picture"/>
             <a:graphic>
@@ -1853,7 +2018,7 @@
                   <pic:spPr bwMode="auto">
                     <a:xfrm>
                       <a:off x="0" y="0"/>
-                      <a:ext cx="5334000" cy="2982638"/>
+                      <a:ext cx="5334000" cy="2443959"/>
                     </a:xfrm>
                     <a:prstGeom prst="rect">
                       <a:avLst/>
@@ -1941,7 +2106,7 @@
       <w:r>
         <w:drawing>
           <wp:inline>
-            <wp:extent cx="5334000" cy="2635146"/>
+            <wp:extent cx="5334000" cy="2443959"/>
             <wp:effectExtent b="0" l="0" r="0" t="0"/>
             <wp:docPr descr="Q_prof" title="" id="90" name="Picture"/>
             <a:graphic>
@@ -1962,7 +2127,7 @@
                   <pic:spPr bwMode="auto">
                     <a:xfrm>
                       <a:off x="0" y="0"/>
-                      <a:ext cx="5334000" cy="2635146"/>
+                      <a:ext cx="5334000" cy="2443959"/>
                     </a:xfrm>
                     <a:prstGeom prst="rect">
                       <a:avLst/>
@@ -2050,7 +2215,7 @@
       <w:r>
         <w:drawing>
           <wp:inline>
-            <wp:extent cx="5334000" cy="2982638"/>
+            <wp:extent cx="5334000" cy="2443959"/>
             <wp:effectExtent b="0" l="0" r="0" t="0"/>
             <wp:docPr descr="H_prof" title="" id="97" name="Picture"/>
             <a:graphic>
@@ -2071,7 +2236,7 @@
                   <pic:spPr bwMode="auto">
                     <a:xfrm>
                       <a:off x="0" y="0"/>
-                      <a:ext cx="5334000" cy="2982638"/>
+                      <a:ext cx="5334000" cy="2443959"/>
                     </a:xfrm>
                     <a:prstGeom prst="rect">
                       <a:avLst/>
@@ -2159,7 +2324,7 @@
       <w:r>
         <w:drawing>
           <wp:inline>
-            <wp:extent cx="5334000" cy="2982638"/>
+            <wp:extent cx="5334000" cy="2443959"/>
             <wp:effectExtent b="0" l="0" r="0" t="0"/>
             <wp:docPr descr="I_prof" title="" id="104" name="Picture"/>
             <a:graphic>
@@ -2180,7 +2345,7 @@
                   <pic:spPr bwMode="auto">
                     <a:xfrm>
                       <a:off x="0" y="0"/>
-                      <a:ext cx="5334000" cy="2982638"/>
+                      <a:ext cx="5334000" cy="2443959"/>
                     </a:xfrm>
                     <a:prstGeom prst="rect">
                       <a:avLst/>
@@ -2268,7 +2433,7 @@
       <w:r>
         <w:drawing>
           <wp:inline>
-            <wp:extent cx="5334000" cy="2982638"/>
+            <wp:extent cx="5334000" cy="2481564"/>
             <wp:effectExtent b="0" l="0" r="0" t="0"/>
             <wp:docPr descr="J_prof" title="" id="111" name="Picture"/>
             <a:graphic>
@@ -2289,7 +2454,7 @@
                   <pic:spPr bwMode="auto">
                     <a:xfrm>
                       <a:off x="0" y="0"/>
-                      <a:ext cx="5334000" cy="2982638"/>
+                      <a:ext cx="5334000" cy="2481564"/>
                     </a:xfrm>
                     <a:prstGeom prst="rect">
                       <a:avLst/>
@@ -2377,7 +2542,7 @@
       <w:r>
         <w:drawing>
           <wp:inline>
-            <wp:extent cx="5334000" cy="2982638"/>
+            <wp:extent cx="5334000" cy="2443959"/>
             <wp:effectExtent b="0" l="0" r="0" t="0"/>
             <wp:docPr descr="K_prof" title="" id="118" name="Picture"/>
             <a:graphic>
@@ -2398,7 +2563,7 @@
                   <pic:spPr bwMode="auto">
                     <a:xfrm>
                       <a:off x="0" y="0"/>
-                      <a:ext cx="5334000" cy="2982638"/>
+                      <a:ext cx="5334000" cy="2443959"/>
                     </a:xfrm>
                     <a:prstGeom prst="rect">
                       <a:avLst/>
@@ -2486,7 +2651,7 @@
       <w:r>
         <w:drawing>
           <wp:inline>
-            <wp:extent cx="5334000" cy="2982638"/>
+            <wp:extent cx="5334000" cy="2443959"/>
             <wp:effectExtent b="0" l="0" r="0" t="0"/>
             <wp:docPr descr="L_prof" title="" id="125" name="Picture"/>
             <a:graphic>
@@ -2507,7 +2672,7 @@
                   <pic:spPr bwMode="auto">
                     <a:xfrm>
                       <a:off x="0" y="0"/>
-                      <a:ext cx="5334000" cy="2982638"/>
+                      <a:ext cx="5334000" cy="2443959"/>
                     </a:xfrm>
                     <a:prstGeom prst="rect">
                       <a:avLst/>
@@ -2595,7 +2760,7 @@
       <w:r>
         <w:drawing>
           <wp:inline>
-            <wp:extent cx="5334000" cy="2982638"/>
+            <wp:extent cx="5334000" cy="2443959"/>
             <wp:effectExtent b="0" l="0" r="0" t="0"/>
             <wp:docPr descr="M_prof" title="" id="132" name="Picture"/>
             <a:graphic>
@@ -2616,7 +2781,7 @@
                   <pic:spPr bwMode="auto">
                     <a:xfrm>
                       <a:off x="0" y="0"/>
-                      <a:ext cx="5334000" cy="2982638"/>
+                      <a:ext cx="5334000" cy="2443959"/>
                     </a:xfrm>
                     <a:prstGeom prst="rect">
                       <a:avLst/>
@@ -2704,7 +2869,7 @@
       <w:r>
         <w:drawing>
           <wp:inline>
-            <wp:extent cx="5334000" cy="2982638"/>
+            <wp:extent cx="5334000" cy="2481564"/>
             <wp:effectExtent b="0" l="0" r="0" t="0"/>
             <wp:docPr descr="T3_prof" title="" id="139" name="Picture"/>
             <a:graphic>
@@ -2725,7 +2890,7 @@
                   <pic:spPr bwMode="auto">
                     <a:xfrm>
                       <a:off x="0" y="0"/>
-                      <a:ext cx="5334000" cy="2982638"/>
+                      <a:ext cx="5334000" cy="2481564"/>
                     </a:xfrm>
                     <a:prstGeom prst="rect">
                       <a:avLst/>

--- a/claude/FIGURE_CATALOG_color_FA.docx
+++ b/claude/FIGURE_CATALOG_color_FA.docx
@@ -682,7 +682,7 @@
         <w:rPr>
           <w:rtl/>
         </w:rPr>
-        <w:t xml:space="preserve">. (کرنش شعاعی و محیطی در زمان نهاییِ دقیق‌اند؛ کرنش محوری</w:t>
+        <w:t xml:space="preserve">. (هر سه کرنش در زمان نهاییِ دقیق‌اند؛ کرنش محوری</w:t>
       </w:r>
       <w:r>
         <w:rPr>
@@ -717,7 +717,7 @@
         <w:rPr>
           <w:rtl/>
         </w:rPr>
-        <w:t xml:space="preserve">از آخرین لحظهٔ ذخیره‌شده ≈ زمان نهایی محاسبه شده.)</w:t>
+        <w:t xml:space="preserve">از تنش‌های ذخیره‌شدهٔ زمان نهایی به کمک قانون هوک محاسبه شده.)</w:t>
       </w:r>
     </w:p>
     <w:p>
@@ -907,7 +907,7 @@
       <w:r>
         <w:drawing>
           <wp:inline>
-            <wp:extent cx="5334000" cy="2443959"/>
+            <wp:extent cx="5334000" cy="2694269"/>
             <wp:effectExtent b="0" l="0" r="0" t="0"/>
             <wp:docPr descr="A_prof" title="" id="13" name="Picture"/>
             <a:graphic>
@@ -928,7 +928,7 @@
                   <pic:spPr bwMode="auto">
                     <a:xfrm>
                       <a:off x="0" y="0"/>
-                      <a:ext cx="5334000" cy="2443959"/>
+                      <a:ext cx="5334000" cy="2694269"/>
                     </a:xfrm>
                     <a:prstGeom prst="rect">
                       <a:avLst/>
@@ -1125,7 +1125,7 @@
       <w:r>
         <w:drawing>
           <wp:inline>
-            <wp:extent cx="5334000" cy="2443959"/>
+            <wp:extent cx="5334000" cy="2694269"/>
             <wp:effectExtent b="0" l="0" r="0" t="0"/>
             <wp:docPr descr="E_prof" title="" id="27" name="Picture"/>
             <a:graphic>
@@ -1146,7 +1146,7 @@
                   <pic:spPr bwMode="auto">
                     <a:xfrm>
                       <a:off x="0" y="0"/>
-                      <a:ext cx="5334000" cy="2443959"/>
+                      <a:ext cx="5334000" cy="2694269"/>
                     </a:xfrm>
                     <a:prstGeom prst="rect">
                       <a:avLst/>
@@ -1275,7 +1275,7 @@
       </w:r>
     </w:p>
     <w:bookmarkEnd w:id="36"/>
-    <w:bookmarkStart w:id="43" w:name="بخش-۴-۷-بزرگنمایی-بازه-گذار-کسر-وزنی-24"/>
+    <w:bookmarkStart w:id="43" w:name="بخش-۴-۷-کسر-وزنی-کم-گرافن-۰۱-۰۳-۰۵-۰۹-۱۵"/>
     <w:p>
       <w:pPr>
         <w:pStyle w:val="Heading2"/>
@@ -1285,7 +1285,7 @@
         <w:rPr>
           <w:rtl/>
         </w:rPr>
-        <w:t xml:space="preserve">بخش ۴-۷ — بزرگ‌نمایی بازهٔ گذار کسر وزنی (2–4٪)</w:t>
+        <w:t xml:space="preserve">بخش ۴-۷ — کسر وزنی کمِ گرافن (۰٫۱ / ۰٫۳ / ۰٫۵ / ۰٫۹ / ۱٫۵٪)</w:t>
       </w:r>
     </w:p>
     <w:p>
@@ -1343,7 +1343,7 @@
       <w:r>
         <w:drawing>
           <wp:inline>
-            <wp:extent cx="5334000" cy="2443959"/>
+            <wp:extent cx="5334000" cy="2694269"/>
             <wp:effectExtent b="0" l="0" r="0" t="0"/>
             <wp:docPr descr="D2_prof" title="" id="41" name="Picture"/>
             <a:graphic>
@@ -1364,7 +1364,7 @@
                   <pic:spPr bwMode="auto">
                     <a:xfrm>
                       <a:off x="0" y="0"/>
-                      <a:ext cx="5334000" cy="2443959"/>
+                      <a:ext cx="5334000" cy="2694269"/>
                     </a:xfrm>
                     <a:prstGeom prst="rect">
                       <a:avLst/>
@@ -1452,7 +1452,7 @@
       <w:r>
         <w:drawing>
           <wp:inline>
-            <wp:extent cx="5334000" cy="2481564"/>
+            <wp:extent cx="5334000" cy="2443959"/>
             <wp:effectExtent b="0" l="0" r="0" t="0"/>
             <wp:docPr descr="O_prof" title="" id="48" name="Picture"/>
             <a:graphic>
@@ -1473,7 +1473,7 @@
                   <pic:spPr bwMode="auto">
                     <a:xfrm>
                       <a:off x="0" y="0"/>
-                      <a:ext cx="5334000" cy="2481564"/>
+                      <a:ext cx="5334000" cy="2443959"/>
                     </a:xfrm>
                     <a:prstGeom prst="rect">
                       <a:avLst/>
@@ -2433,7 +2433,7 @@
       <w:r>
         <w:drawing>
           <wp:inline>
-            <wp:extent cx="5334000" cy="2481564"/>
+            <wp:extent cx="5334000" cy="2443959"/>
             <wp:effectExtent b="0" l="0" r="0" t="0"/>
             <wp:docPr descr="J_prof" title="" id="111" name="Picture"/>
             <a:graphic>
@@ -2454,7 +2454,7 @@
                   <pic:spPr bwMode="auto">
                     <a:xfrm>
                       <a:off x="0" y="0"/>
-                      <a:ext cx="5334000" cy="2481564"/>
+                      <a:ext cx="5334000" cy="2443959"/>
                     </a:xfrm>
                     <a:prstGeom prst="rect">
                       <a:avLst/>
@@ -2542,7 +2542,7 @@
       <w:r>
         <w:drawing>
           <wp:inline>
-            <wp:extent cx="5334000" cy="2443959"/>
+            <wp:extent cx="5334000" cy="2694269"/>
             <wp:effectExtent b="0" l="0" r="0" t="0"/>
             <wp:docPr descr="K_prof" title="" id="118" name="Picture"/>
             <a:graphic>
@@ -2563,7 +2563,7 @@
                   <pic:spPr bwMode="auto">
                     <a:xfrm>
                       <a:off x="0" y="0"/>
-                      <a:ext cx="5334000" cy="2443959"/>
+                      <a:ext cx="5334000" cy="2694269"/>
                     </a:xfrm>
                     <a:prstGeom prst="rect">
                       <a:avLst/>
@@ -2651,7 +2651,7 @@
       <w:r>
         <w:drawing>
           <wp:inline>
-            <wp:extent cx="5334000" cy="2443959"/>
+            <wp:extent cx="5334000" cy="2694269"/>
             <wp:effectExtent b="0" l="0" r="0" t="0"/>
             <wp:docPr descr="L_prof" title="" id="125" name="Picture"/>
             <a:graphic>
@@ -2672,7 +2672,7 @@
                   <pic:spPr bwMode="auto">
                     <a:xfrm>
                       <a:off x="0" y="0"/>
-                      <a:ext cx="5334000" cy="2443959"/>
+                      <a:ext cx="5334000" cy="2694269"/>
                     </a:xfrm>
                     <a:prstGeom prst="rect">
                       <a:avLst/>
@@ -2869,7 +2869,7 @@
       <w:r>
         <w:drawing>
           <wp:inline>
-            <wp:extent cx="5334000" cy="2481564"/>
+            <wp:extent cx="5334000" cy="2694269"/>
             <wp:effectExtent b="0" l="0" r="0" t="0"/>
             <wp:docPr descr="T3_prof" title="" id="139" name="Picture"/>
             <a:graphic>
@@ -2890,7 +2890,7 @@
                   <pic:spPr bwMode="auto">
                     <a:xfrm>
                       <a:off x="0" y="0"/>
-                      <a:ext cx="5334000" cy="2481564"/>
+                      <a:ext cx="5334000" cy="2694269"/>
                     </a:xfrm>
                     <a:prstGeom prst="rect">
                       <a:avLst/>
